--- a/dist/submission/p4_singapore_MIR.docx
+++ b/dist/submission/p4_singapore_MIR.docx
@@ -37,13 +37,71 @@
         <w:pStyle w:val="FirstParagraph"/>
       </w:pPr>
       <w:r>
-        <w:t xml:space="preserve">This study examines how technological capability and digital adoption are associated with the internationalization–performance relationship among firms in Singapore. Throughout, we follow recent IB recommendations on disciplined causal language (Antonakis, Bendahan, Jacquart, &amp; Lalive, 2010; Shaver, 2020) and best practice in interpreting hypothesis tests under research-design constraints (Meyer, van Witteloostuijn, &amp; Beugelsdijk, 2017), reporting associations rather than effects. Singapore is treated as a boundary-case test of the I–P relationship at the advanced-economy ceiling of the Institutional Context and Regulatory Variables (ICRV) spectrum, an analytically informative, within-context setting that reveals how the conventional nonlinear logic behaves when digital infrastructure is near-universally diffused and institutional transaction costs are at their lowest. Using World Bank Enterprise Survey microdata for Singapore 2023, the analysis distinguishes a Technological Capability Index (TCI), capturing firm-internal capability depth, from a Digital Adoption Index (DAI), capturing foundational digital interfaces and transaction-enabling mechanisms.</w:t>
-      </w:r>
-      <w:r>
-        <w:t xml:space="preserve"> </w:t>
-      </w:r>
-      <w:r>
-        <w:t xml:space="preserve">Three findings emerge. First, within the observed export-intensity range, the internationalization–performance relationship is better characterized as predominantly positive with mild quadratic curvature than as a formally identified inverted-U. The fitted quadratic implies a turning point in the upper tail, but that point is imprecisely located and falls in a sparsely populated region of the data. Second, TCI is positively associated with labour productivity, while no statistically distinguishable moderation by TCI is detected under the present design. Third, DAI does not exhibit a large uniform productivity premium across firms; instead, its association with productivity becomes more positive at higher levels of export intensity, with the clearest signal concentrated in the high-export tail. Taken together, the findings provide within-context evidence from Singapore that sharpens the distinction between technological capability and foundational digital adoption and suggests that digital adoption may function more as a contingent scaling resource than as a uniform productivity advantage.</w:t>
+        <w:rPr>
+          <w:bCs/>
+          <w:b/>
+        </w:rPr>
+        <w:t xml:space="preserve">Purpose.</w:t>
+      </w:r>
+      <w:r>
+        <w:t xml:space="preserve"> </w:t>
+      </w:r>
+      <w:r>
+        <w:t xml:space="preserve">This study examines how technological capability and foundational digital adoption are associated with the internationalization-performance relationship among firms in a digitally advanced economy. Singapore is treated as a boundary-case test at the advanced-economy ceiling of the Institutional Context and Regulatory Variables spectrum, where the classic inverted-U logic is stress-tested under near-universal digital infrastructure and low institutional transaction costs.</w:t>
+      </w:r>
+    </w:p>
+    <w:p>
+      <w:pPr>
+        <w:pStyle w:val="BodyText"/>
+      </w:pPr>
+      <w:r>
+        <w:rPr>
+          <w:bCs/>
+          <w:b/>
+        </w:rPr>
+        <w:t xml:space="preserve">Design/methodology/approach.</w:t>
+      </w:r>
+      <w:r>
+        <w:t xml:space="preserve"> </w:t>
+      </w:r>
+      <w:r>
+        <w:t xml:space="preserve">Using World Bank Enterprise Survey microdata for Singapore 2023, the analysis distinguishes a Technological Capability Index (TCI) capturing firm-internal capability depth from a Digital Adoption Index (DAI) capturing foundational digital interfaces and transaction-enabling mechanisms. Wave-specific ordinary least squares estimation includes a quadratic export-intensity term and interaction specifications, with HC1 robust standard errors and disciplined causal language that reports associations rather than effects.</w:t>
+      </w:r>
+    </w:p>
+    <w:p>
+      <w:pPr>
+        <w:pStyle w:val="BodyText"/>
+      </w:pPr>
+      <w:r>
+        <w:rPr>
+          <w:bCs/>
+          <w:b/>
+        </w:rPr>
+        <w:t xml:space="preserve">Findings.</w:t>
+      </w:r>
+      <w:r>
+        <w:t xml:space="preserve"> </w:t>
+      </w:r>
+      <w:r>
+        <w:t xml:space="preserve">Three within-context findings emerge. First, within the observed export-intensity range, the relationship is better characterized as predominantly positive with mild quadratic curvature than as a formally identified inverted-U; the fitted turning point lies in a sparsely populated upper tail. Second, technological capability is positively associated with labour productivity, while no statistically distinguishable moderation by TCI is detected under the present design. Third, digital adoption does not exhibit a uniform productivity premium across firms; its productivity association becomes more positive at higher export intensities, with the clearest signal concentrated in the high-export tail.</w:t>
+      </w:r>
+    </w:p>
+    <w:p>
+      <w:pPr>
+        <w:pStyle w:val="BodyText"/>
+      </w:pPr>
+      <w:r>
+        <w:rPr>
+          <w:bCs/>
+          <w:b/>
+        </w:rPr>
+        <w:t xml:space="preserve">Originality/value.</w:t>
+      </w:r>
+      <w:r>
+        <w:t xml:space="preserve"> </w:t>
+      </w:r>
+      <w:r>
+        <w:t xml:space="preserve">The study contributes to the international business literature by sharpening the distinction between technological capability and foundational digital adoption in a digitally saturated setting. The findings suggest that foundational digital adoption may function more as a contingent scaling resource than as a uniform productivity advantage, qualifying rather than overturning the conventional nonlinear internationalization-performance literature.</w:t>
       </w:r>
     </w:p>
     <w:p>
@@ -61,7 +119,43 @@
         <w:t xml:space="preserve"> </w:t>
       </w:r>
       <w:r>
-        <w:t xml:space="preserve">internationalization–performance relationship; digital adoption; technological capability; export intensity; labour productivity; Singapore</w:t>
+        <w:t xml:space="preserve">internationalization-performance relationship; digital adoption; technological capability; export intensity; labour productivity; Singapore.</w:t>
+      </w:r>
+    </w:p>
+    <w:p>
+      <w:pPr>
+        <w:pStyle w:val="BodyText"/>
+      </w:pPr>
+      <w:r>
+        <w:rPr>
+          <w:bCs/>
+          <w:b/>
+        </w:rPr>
+        <w:t xml:space="preserve">JEL Classification:</w:t>
+      </w:r>
+      <w:r>
+        <w:t xml:space="preserve"> </w:t>
+      </w:r>
+      <w:r>
+        <w:t xml:space="preserve">F23; O33; D22; L25; O53.</w:t>
+      </w:r>
+    </w:p>
+    <w:p>
+      <w:pPr>
+        <w:pStyle w:val="BodyText"/>
+      </w:pPr>
+      <w:r>
+        <w:rPr>
+          <w:bCs/>
+          <w:b/>
+        </w:rPr>
+        <w:t xml:space="preserve">Paper type:</w:t>
+      </w:r>
+      <w:r>
+        <w:t xml:space="preserve"> </w:t>
+      </w:r>
+      <w:r>
+        <w:t xml:space="preserve">Research paper.</w:t>
       </w:r>
     </w:p>
     <w:bookmarkEnd w:id="20"/>

--- a/dist/submission/p4_singapore_MIR.docx
+++ b/dist/submission/p4_singapore_MIR.docx
@@ -2,7 +2,7 @@
 <file path=word/document.xml><?xml version="1.0" encoding="utf-8"?>
 <w:document xmlns:w="http://schemas.openxmlformats.org/wordprocessingml/2006/main" xmlns:m="http://schemas.openxmlformats.org/officeDocument/2006/math" xmlns:r="http://schemas.openxmlformats.org/officeDocument/2006/relationships" xmlns:o="urn:schemas-microsoft-com:office:office" xmlns:v="urn:schemas-microsoft-com:vml" xmlns:w10="urn:schemas-microsoft-com:office:word" xmlns:a="http://schemas.openxmlformats.org/drawingml/2006/main" xmlns:pic="http://schemas.openxmlformats.org/drawingml/2006/picture" xmlns:wp="http://schemas.openxmlformats.org/drawingml/2006/wordprocessingDrawing">
   <w:body>
-    <w:bookmarkStart w:id="95" w:name="X07c3a2f9ec246b5120b9b19625fb58c0a5f9521"/>
+    <w:bookmarkStart w:id="98" w:name="X07c3a2f9ec246b5120b9b19625fb58c0a5f9521"/>
     <w:p>
       <w:pPr>
         <w:pStyle w:val="Heading1"/>
@@ -188,7 +188,7 @@
         <w:t xml:space="preserve"> </w:t>
       </w:r>
       <w:r>
-        <w:t xml:space="preserve">In such contexts, the relevant question is not simply whether firms still exhibit the conventional inverted-U, but whether digital maturity changes the export range over which the right-side decline becomes empirically visible. If mature digital infrastructure attenuates communication, transaction, and information frictions, then the coordination-cost mechanism underlying the classic inverted-U may be weakened, delayed, or pushed toward sparsely populated levels of export intensity. This possibility is especially important in environments where firms engage with digital interfaces and transaction systems at scale, because such technologies can alter both the cost and speed of cross-border coordination (Bharadwaj et al. 2013; Verhoef et al. 2021).</w:t>
+        <w:t xml:space="preserve">In such contexts, the relevant question is not simply whether firms still exhibit the conventional inverted-U, but whether digital maturity changes the export range over which the right-side decline becomes empirically visible. If mature digital infrastructure attenuates communication, transaction, and information frictions, then the coordination-cost mechanism underlying the classic inverted-U may be weakened, delayed, or pushed toward sparsely populated levels of export intensity. This possibility is especially important in environments where firms engage with digital interfaces and transaction systems at scale, because such technologies can alter both the cost and speed of cross-border coordination (Bharadwaj et al. 2013; Verhoef et al. 2021). Recent reviews and panel evidence reinforce this view, showing that digital and internationalization advantages interact through resource-orchestration mechanisms (Bhandari et al., 2023) and that digital transformation can both enable and constrain firm internationalization depending on the firm-level configuration of digital maturity (Feliciano-Cestero et al., 2023; Da Silva et al., 2025).</w:t>
       </w:r>
       <w:r>
         <w:t xml:space="preserve"> </w:t>
@@ -6865,7 +6865,7 @@
       </w:r>
     </w:p>
     <w:bookmarkEnd w:id="64"/>
-    <w:bookmarkStart w:id="94" w:name="references"/>
+    <w:bookmarkStart w:id="97" w:name="references"/>
     <w:p>
       <w:pPr>
         <w:pStyle w:val="Heading2"/>
@@ -7113,6 +7113,51 @@
         <w:t xml:space="preserve"> </w:t>
       </w:r>
       <w:r>
+        <w:t xml:space="preserve">Bhandari, K. R., Zámborský, P., Ranta, M., &amp; Salo, J. (2023). Digitalization, internationalization, and firm performance: A resource-orchestration perspective on new OLI advantages.</w:t>
+      </w:r>
+      <w:r>
+        <w:t xml:space="preserve"> </w:t>
+      </w:r>
+      <w:r>
+        <w:rPr>
+          <w:iCs/>
+          <w:i/>
+        </w:rPr>
+        <w:t xml:space="preserve">International Business Review</w:t>
+      </w:r>
+      <w:r>
+        <w:t xml:space="preserve">,</w:t>
+      </w:r>
+      <w:r>
+        <w:t xml:space="preserve"> </w:t>
+      </w:r>
+      <w:r>
+        <w:rPr>
+          <w:iCs/>
+          <w:i/>
+        </w:rPr>
+        <w:t xml:space="preserve">32</w:t>
+      </w:r>
+      <w:r>
+        <w:t xml:space="preserve">(4), 102135.</w:t>
+      </w:r>
+      <w:r>
+        <w:t xml:space="preserve"> </w:t>
+      </w:r>
+      <w:hyperlink r:id="rId70">
+        <w:r>
+          <w:rPr>
+            <w:rStyle w:val="Hyperlink"/>
+          </w:rPr>
+          <w:t xml:space="preserve">https://doi.org/10.1016/j.ibusrev.2023.102135</w:t>
+        </w:r>
+      </w:hyperlink>
+    </w:p>
+    <w:p>
+      <w:pPr>
+        <w:pStyle w:val="BodyText"/>
+      </w:pPr>
+      <w:r>
         <w:t xml:space="preserve">Bharadwaj, A., El Sawy, O. A., Pavlou, P. A., &amp; Venkatraman, N. (2013). Digital business strategy: Toward a next generation of insights.</w:t>
       </w:r>
       <w:r>
@@ -7144,7 +7189,7 @@
       <w:r>
         <w:t xml:space="preserve"> </w:t>
       </w:r>
-      <w:hyperlink r:id="rId70">
+      <w:hyperlink r:id="rId71">
         <w:r>
           <w:rPr>
             <w:rStyle w:val="Hyperlink"/>
@@ -7187,7 +7232,7 @@
       <w:r>
         <w:t xml:space="preserve"> </w:t>
       </w:r>
-      <w:hyperlink r:id="rId71">
+      <w:hyperlink r:id="rId72">
         <w:r>
           <w:rPr>
             <w:rStyle w:val="Hyperlink"/>
@@ -7252,7 +7297,7 @@
       <w:r>
         <w:t xml:space="preserve"> </w:t>
       </w:r>
-      <w:hyperlink r:id="rId72">
+      <w:hyperlink r:id="rId73">
         <w:r>
           <w:rPr>
             <w:rStyle w:val="Hyperlink"/>
@@ -7295,7 +7340,7 @@
       <w:r>
         <w:t xml:space="preserve"> </w:t>
       </w:r>
-      <w:hyperlink r:id="rId73">
+      <w:hyperlink r:id="rId74">
         <w:r>
           <w:rPr>
             <w:rStyle w:val="Hyperlink"/>
@@ -7338,7 +7383,7 @@
       <w:r>
         <w:t xml:space="preserve"> </w:t>
       </w:r>
-      <w:hyperlink r:id="rId74">
+      <w:hyperlink r:id="rId75">
         <w:r>
           <w:rPr>
             <w:rStyle w:val="Hyperlink"/>
@@ -7381,7 +7426,7 @@
       <w:r>
         <w:t xml:space="preserve"> </w:t>
       </w:r>
-      <w:hyperlink r:id="rId75">
+      <w:hyperlink r:id="rId76">
         <w:r>
           <w:rPr>
             <w:rStyle w:val="Hyperlink"/>
@@ -7393,6 +7438,96 @@
         <w:t xml:space="preserve"> </w:t>
       </w:r>
       <w:r>
+        <w:t xml:space="preserve">Da Silva, A. T., Sousa, B. B., &amp; Lopes, A. (2025). How digital technologies enhance competitiveness in manufacturing SMEs.</w:t>
+      </w:r>
+      <w:r>
+        <w:t xml:space="preserve"> </w:t>
+      </w:r>
+      <w:r>
+        <w:rPr>
+          <w:iCs/>
+          <w:i/>
+        </w:rPr>
+        <w:t xml:space="preserve">Journal of Innovation and Entrepreneurship</w:t>
+      </w:r>
+      <w:r>
+        <w:t xml:space="preserve">,</w:t>
+      </w:r>
+      <w:r>
+        <w:t xml:space="preserve"> </w:t>
+      </w:r>
+      <w:r>
+        <w:rPr>
+          <w:iCs/>
+          <w:i/>
+        </w:rPr>
+        <w:t xml:space="preserve">14</w:t>
+      </w:r>
+      <w:r>
+        <w:t xml:space="preserve">(1), 12.</w:t>
+      </w:r>
+      <w:r>
+        <w:t xml:space="preserve"> </w:t>
+      </w:r>
+      <w:hyperlink r:id="rId77">
+        <w:r>
+          <w:rPr>
+            <w:rStyle w:val="Hyperlink"/>
+          </w:rPr>
+          <w:t xml:space="preserve">https://doi.org/10.1186/s13731-025-00424-1</w:t>
+        </w:r>
+      </w:hyperlink>
+    </w:p>
+    <w:p>
+      <w:pPr>
+        <w:pStyle w:val="BodyText"/>
+      </w:pPr>
+      <w:r>
+        <w:t xml:space="preserve">Feliciano-Cestero, M. M., Ameen, N., Kotabe, M., Paul, J., &amp; Signoret, M. (2023). Is digital transformation threatened? A systematic literature review of the factors influencing firms' digital transformation and internationalization.</w:t>
+      </w:r>
+      <w:r>
+        <w:t xml:space="preserve"> </w:t>
+      </w:r>
+      <w:r>
+        <w:rPr>
+          <w:iCs/>
+          <w:i/>
+        </w:rPr>
+        <w:t xml:space="preserve">Journal of Business Research</w:t>
+      </w:r>
+      <w:r>
+        <w:t xml:space="preserve">,</w:t>
+      </w:r>
+      <w:r>
+        <w:t xml:space="preserve"> </w:t>
+      </w:r>
+      <w:r>
+        <w:rPr>
+          <w:iCs/>
+          <w:i/>
+        </w:rPr>
+        <w:t xml:space="preserve">157</w:t>
+      </w:r>
+      <w:r>
+        <w:t xml:space="preserve">, 113546.</w:t>
+      </w:r>
+      <w:r>
+        <w:t xml:space="preserve"> </w:t>
+      </w:r>
+      <w:hyperlink r:id="rId78">
+        <w:r>
+          <w:rPr>
+            <w:rStyle w:val="Hyperlink"/>
+          </w:rPr>
+          <w:t xml:space="preserve">https://doi.org/10.1016/j.jbusres.2022.113546</w:t>
+        </w:r>
+      </w:hyperlink>
+    </w:p>
+    <w:p>
+      <w:pPr>
+        <w:pStyle w:val="BodyText"/>
+      </w:pPr>
+      <w:r>
         <w:t xml:space="preserve">Haans, R. F. J., Pieters, C., &amp; He, Z.-L. (2016). Thinking about U: Theorizing and testing U- and inverted U-shaped relationships in strategy research.</w:t>
       </w:r>
       <w:r>
@@ -7424,7 +7559,7 @@
       <w:r>
         <w:t xml:space="preserve"> </w:t>
       </w:r>
-      <w:hyperlink r:id="rId76">
+      <w:hyperlink r:id="rId79">
         <w:r>
           <w:rPr>
             <w:rStyle w:val="Hyperlink"/>
@@ -7467,7 +7602,7 @@
       <w:r>
         <w:t xml:space="preserve"> </w:t>
       </w:r>
-      <w:hyperlink r:id="rId77">
+      <w:hyperlink r:id="rId80">
         <w:r>
           <w:rPr>
             <w:rStyle w:val="Hyperlink"/>
@@ -7510,7 +7645,7 @@
       <w:r>
         <w:t xml:space="preserve"> </w:t>
       </w:r>
-      <w:hyperlink r:id="rId78">
+      <w:hyperlink r:id="rId81">
         <w:r>
           <w:rPr>
             <w:rStyle w:val="Hyperlink"/>
@@ -7553,7 +7688,7 @@
       <w:r>
         <w:t xml:space="preserve"> </w:t>
       </w:r>
-      <w:hyperlink r:id="rId79">
+      <w:hyperlink r:id="rId82">
         <w:r>
           <w:rPr>
             <w:rStyle w:val="Hyperlink"/>
@@ -7596,7 +7731,7 @@
       <w:r>
         <w:t xml:space="preserve"> </w:t>
       </w:r>
-      <w:hyperlink r:id="rId80">
+      <w:hyperlink r:id="rId83">
         <w:r>
           <w:rPr>
             <w:rStyle w:val="Hyperlink"/>
@@ -7639,7 +7774,7 @@
       <w:r>
         <w:t xml:space="preserve"> </w:t>
       </w:r>
-      <w:hyperlink r:id="rId81">
+      <w:hyperlink r:id="rId84">
         <w:r>
           <w:rPr>
             <w:rStyle w:val="Hyperlink"/>
@@ -7682,7 +7817,7 @@
       <w:r>
         <w:t xml:space="preserve"> </w:t>
       </w:r>
-      <w:hyperlink r:id="rId82">
+      <w:hyperlink r:id="rId85">
         <w:r>
           <w:rPr>
             <w:rStyle w:val="Hyperlink"/>
@@ -7725,7 +7860,7 @@
       <w:r>
         <w:t xml:space="preserve"> </w:t>
       </w:r>
-      <w:hyperlink r:id="rId83">
+      <w:hyperlink r:id="rId86">
         <w:r>
           <w:rPr>
             <w:rStyle w:val="Hyperlink"/>
@@ -7768,7 +7903,7 @@
       <w:r>
         <w:t xml:space="preserve"> </w:t>
       </w:r>
-      <w:hyperlink r:id="rId84">
+      <w:hyperlink r:id="rId87">
         <w:r>
           <w:rPr>
             <w:rStyle w:val="Hyperlink"/>
@@ -7811,7 +7946,7 @@
       <w:r>
         <w:t xml:space="preserve"> </w:t>
       </w:r>
-      <w:hyperlink r:id="rId85">
+      <w:hyperlink r:id="rId88">
         <w:r>
           <w:rPr>
             <w:rStyle w:val="Hyperlink"/>
@@ -7854,7 +7989,7 @@
       <w:r>
         <w:t xml:space="preserve"> </w:t>
       </w:r>
-      <w:hyperlink r:id="rId86">
+      <w:hyperlink r:id="rId89">
         <w:r>
           <w:rPr>
             <w:rStyle w:val="Hyperlink"/>
@@ -7897,7 +8032,7 @@
       <w:r>
         <w:t xml:space="preserve"> </w:t>
       </w:r>
-      <w:hyperlink r:id="rId87">
+      <w:hyperlink r:id="rId90">
         <w:r>
           <w:rPr>
             <w:rStyle w:val="Hyperlink"/>
@@ -7940,7 +8075,7 @@
       <w:r>
         <w:t xml:space="preserve"> </w:t>
       </w:r>
-      <w:hyperlink r:id="rId88">
+      <w:hyperlink r:id="rId91">
         <w:r>
           <w:rPr>
             <w:rStyle w:val="Hyperlink"/>
@@ -7983,7 +8118,7 @@
       <w:r>
         <w:t xml:space="preserve"> </w:t>
       </w:r>
-      <w:hyperlink r:id="rId89">
+      <w:hyperlink r:id="rId92">
         <w:r>
           <w:rPr>
             <w:rStyle w:val="Hyperlink"/>
@@ -8026,7 +8161,7 @@
       <w:r>
         <w:t xml:space="preserve"> </w:t>
       </w:r>
-      <w:hyperlink r:id="rId90">
+      <w:hyperlink r:id="rId93">
         <w:r>
           <w:rPr>
             <w:rStyle w:val="Hyperlink"/>
@@ -8069,7 +8204,7 @@
       <w:r>
         <w:t xml:space="preserve"> </w:t>
       </w:r>
-      <w:hyperlink r:id="rId91">
+      <w:hyperlink r:id="rId94">
         <w:r>
           <w:rPr>
             <w:rStyle w:val="Hyperlink"/>
@@ -8112,7 +8247,7 @@
       <w:r>
         <w:t xml:space="preserve"> </w:t>
       </w:r>
-      <w:hyperlink r:id="rId92">
+      <w:hyperlink r:id="rId95">
         <w:r>
           <w:rPr>
             <w:rStyle w:val="Hyperlink"/>
@@ -8155,7 +8290,7 @@
       <w:r>
         <w:t xml:space="preserve"> </w:t>
       </w:r>
-      <w:hyperlink r:id="rId93">
+      <w:hyperlink r:id="rId96">
         <w:r>
           <w:rPr>
             <w:rStyle w:val="Hyperlink"/>
@@ -8213,8 +8348,8 @@
         </w:r>
       </w:hyperlink>
     </w:p>
-    <w:bookmarkEnd w:id="94"/>
-    <w:bookmarkEnd w:id="95"/>
+    <w:bookmarkEnd w:id="97"/>
+    <w:bookmarkEnd w:id="98"/>
     <w:sectPr>
       <w:pgSz w:h="16838" w:w="11906"/>
       <w:pgMar w:bottom="1417" w:left="1417" w:right="1417" w:top="1417"/>

--- a/dist/submission/p4_singapore_MIR.docx
+++ b/dist/submission/p4_singapore_MIR.docx
@@ -43,7 +43,7 @@
         <w:t xml:space="preserve"> </w:t>
       </w:r>
       <w:r>
-        <w:t xml:space="preserve">Three findings emerge. First, within the observed export-intensity range, the internationalization–performance relationship is better characterized as predominantly positive with mild quadratic curvature than as a formally identified inverted-U. The fitted quadratic implies a turning point in the upper tail, but that point is imprecisely located and falls in a sparsely populated region of the data. Second, TCI is positively associated with labour productivity, while no statistically distinguishable moderation by TCI is detected under the present design. Third, DAI does not exhibit a large uniform productivity premium across firms; instead, its association with productivity becomes more positive at higher levels of export intensity, with the clearest signal concentrated in the high-export tail. Taken together, the findings provide within-context evidence from Singapore that sharpens the distinction between technological capability and foundational digital adoption and suggests that digital adoption may function more as a contingent scaling resource than as a uniform productivity advantage.</w:t>
+        <w:t xml:space="preserve">Three findings emerge. Within the observed export-intensity range, the internationalization–performance relationship is better characterized as predominantly positive with mild quadratic curvature than as a formally identified inverted-U. The fitted quadratic does imply a turning point in the upper tail, but that point is imprecisely located and falls in a sparsely populated region of the data. Technological capability is positively associated with labour productivity, while no statistically distinguishable moderation by TCI emerges under the present design. Digital adoption behaves differently: it exhibits no large uniform productivity premium across firms, and its association with productivity becomes more positive only at higher levels of export intensity, with the clearest signal concentrated in the high-export tail. Taken together, the findings provide within-context evidence from Singapore. That evidence sharpens the distinction between technological capability and foundational digital adoption, and it suggests that digital adoption may function more as a contingent scaling resource than as a uniform productivity advantage.</w:t>
       </w:r>
     </w:p>
     <w:p>
@@ -100,7 +100,7 @@
         <w:t xml:space="preserve"> </w:t>
       </w:r>
       <w:r>
-        <w:t xml:space="preserve">This combination creates what we term a</w:t>
+        <w:t xml:space="preserve">This combination creates what this study terms a</w:t>
       </w:r>
       <w:r>
         <w:t xml:space="preserve"> </w:t>
@@ -113,7 +113,7 @@
         <w:t xml:space="preserve">digital saturation paradox</w:t>
       </w:r>
       <w:r>
-        <w:t xml:space="preserve">: in an environment where Tier 1–2 digital interfaces (websites, electronic payment systems) are already widely diffused, these tools function as hygiene factors for domestic operations rather than differentiating assets. Consistent with this, the Singapore sample reveals that 82% of firms report zero exports, while only 3% exceed 50% foreign sales to total sales, a striking domestic orientation despite the economy's mature digital infrastructure. As a result, the productivity returns to foundational digital adoption should not be expected to manifest uniformly across all firms; instead, they should become measurable primarily when firms face the intensified coordination and transaction demands of cross-border activity. Singapore therefore serves not merely as a convenient empirical backdrop, but as an analytically ideal stress test, an environment in which the conditional logic of foundational digital adoption is most legible precisely because domestic saturation removes the uniform-premium effect and leaves only the export-contingent signal.</w:t>
+        <w:t xml:space="preserve">. Where Tier 1–2 digital interfaces (websites, electronic payment systems) are already widely diffused, these tools function as hygiene factors for domestic operations rather than as differentiating assets. The sample bears this out: 82% of firms report zero exports, while only 3% exceed 50% foreign sales to total sales, a striking domestic orientation despite the economy's mature digital infrastructure. The productivity returns to foundational digital adoption should not, therefore, be expected to manifest uniformly across all firms. They should instead become measurable primarily when firms face the intensified coordination and transaction demands of cross-border activity. Singapore serves here not merely as a convenient empirical backdrop, but as an analytically ideal stress test: an environment in which the conditional logic of foundational digital adoption is most legible precisely because domestic saturation removes the uniform-premium effect and leaves only the export-contingent signal.</w:t>
       </w:r>
       <w:r>
         <w:t xml:space="preserve"> </w:t>
@@ -137,19 +137,19 @@
         <w:pStyle w:val="FirstParagraph"/>
       </w:pPr>
       <w:r>
-        <w:t xml:space="preserve">Three gaps motivate this study. First, prior research has often bundled digitalization-related firm attributes into broad umbrella constructs, making it difficult to distinguish firm-internal technological capability from more basic forms of digital adoption. This matters because the two domains imply different mechanisms of advantage: technological capability concerns learning, innovation, and absorptive depth within the firm, whereas foundational digital adoption concerns the use of digital interfaces and transaction-enabling systems that may matter differently across stages of internationalization.</w:t>
-      </w:r>
-      <w:r>
-        <w:t xml:space="preserve"> </w:t>
-      </w:r>
-      <w:r>
-        <w:t xml:space="preserve">Second, although work on digital internationalization has generated important conceptual advances, firm-level evidence remains limited on how basic digital adoption relates to export intensity within a single digitally advanced institutional environment. In particular, the literature still offers limited evidence on whether foundational digital tools matter uniformly across firms or become more relevant only when cross-border coordination demands intensify. Focusing on Tier 1–2 adoption, the most widely diffused and comparable digital layer, is therefore a deliberate design choice: if even these foundational tools exhibit export-contingent productivity associations, higher-tier technologies (automation, integrated ERP, AI-enabled systems) should produce even stronger differentiation, making this the most conservative and replicable test of the conditional digital adoption hypothesis.</w:t>
-      </w:r>
-      <w:r>
-        <w:t xml:space="preserve"> </w:t>
-      </w:r>
-      <w:r>
-        <w:t xml:space="preserve">Third, the nonlinear internationalization–performance literature has documented inverted-U patterns extensively, but the interpretation of such patterns in a digitally advanced setting remains under-specified. In a case such as Singapore, the unresolved issue is not whether one setting can establish a general boundary condition for all digitally mature economies, but how firm-level evidence from that setting should be interpreted relative to the conventional nonlinear literature. This study addresses that issue by examining whether the right-side decline of the curve is clearly identifiable within the export-intensity range actually occupied by firms in Singapore and by separating technological capability from foundational digital adoption in the same empirical framework.</w:t>
+        <w:t xml:space="preserve">Three gaps motivate this study. The first concerns construct bundling. Prior research has often folded digitalization-related firm attributes into broad umbrella constructs, which makes it difficult to distinguish firm-internal technological capability from more basic forms of digital adoption. This matters because the two domains imply different mechanisms of advantage: technological capability concerns learning, innovation, and absorptive depth within the firm, whereas foundational digital adoption concerns the use of digital interfaces and transaction-enabling systems that may matter differently across stages of internationalization.</w:t>
+      </w:r>
+      <w:r>
+        <w:t xml:space="preserve"> </w:t>
+      </w:r>
+      <w:r>
+        <w:t xml:space="preserve">A second gap is empirical. While work on digital internationalization has generated important conceptual advances, firm-level evidence remains thin on how basic digital adoption relates to export intensity within a single digitally advanced institutional environment. The literature still says little about whether foundational digital tools matter uniformly across firms or become more relevant only when cross-border coordination demands intensify. Focusing on Tier 1–2 adoption, the most widely diffused and comparable digital layer, is therefore a deliberate design choice. If even these foundational tools exhibit export-contingent productivity associations, higher-tier technologies (automation, integrated ERP, AI-enabled systems) should produce even stronger differentiation, which makes this the most conservative and replicable test of the conditional digital adoption hypothesis.</w:t>
+      </w:r>
+      <w:r>
+        <w:t xml:space="preserve"> </w:t>
+      </w:r>
+      <w:r>
+        <w:t xml:space="preserve">The remaining gap is interpretive. The nonlinear internationalization–performance literature has documented inverted-U patterns extensively, yet how such patterns should be read in a digitally advanced setting remains under-specified. In a case such as Singapore, the unresolved issue is not whether one setting can establish a general boundary condition for all digitally mature economies, but how firm-level evidence from that setting should be interpreted relative to the conventional nonlinear literature. This study addresses that issue by examining whether the right-side decline of the curve is clearly identifiable within the export-intensity range actually occupied by firms in Singapore, and by separating technological capability from foundational digital adoption within the same empirical framework.</w:t>
       </w:r>
     </w:p>
     <w:bookmarkEnd w:id="22"/>
@@ -167,7 +167,7 @@
         <w:pStyle w:val="FirstParagraph"/>
       </w:pPr>
       <w:r>
-        <w:t xml:space="preserve">This study makes one primary contribution and two supporting contributions. Its primary contribution is to show that foundational digital adoption (DAI) functions as a conditional scaling resource rather than a uniform productivity premium in a digitally advanced economy: the productivity association of Tier 1–2 digital adoption is weak across most of the export-intensity distribution and becomes more positive only in the high-export tail, where cross-border coordination demands are densest. This within-context evidence from Singapore supports a contingent digital complementarity mechanism. DAI as a scaling lever whose value is realised under export-intensity conditions rather than as a broad firm-level capability advantage. The evidence for this mechanism (H4: positive quadratic DAI×</w:t>
+        <w:t xml:space="preserve">This study makes one primary contribution and two supporting contributions. Its primary contribution is to show that foundational digital adoption (DAI) functions as a conditional scaling resource rather than a uniform productivity premium in a digitally advanced economy: the productivity association of Tier 1–2 digital adoption is weak across most of the export-intensity distribution and becomes more positive only in the high-export tail, where cross-border coordination demands are densest. This within-context evidence from Singapore supports a contingent digital complementarity mechanism, with DAI acting as a scaling lever whose value is realised under export-intensity conditions rather than as a broad firm-level capability advantage. The evidence for this mechanism (H4: positive quadratic DAI×</w:t>
       </w:r>
       <m:oMath>
         <m:sSup>
@@ -208,13 +208,13 @@
         <w:t xml:space="preserve"> </w:t>
       </w:r>
       <w:r>
-        <w:t xml:space="preserve">interaction, β=+3.119, p=.005) is the most distinctive empirical finding and the one least anticipated by prior literature.</w:t>
-      </w:r>
-      <w:r>
-        <w:t xml:space="preserve"> </w:t>
-      </w:r>
-      <w:r>
-        <w:t xml:space="preserve">The first supporting contribution qualifies the conventional nonlinear I–P literature. Within the observed export-intensity range, the fitted quadratic is more defensibly read as predominantly positive with mild curvature than as a formally established inverted-U: the implied turning point lies near FSTS=88.6%, in a sparsely populated upper tail, and the Lind–Mehlum test does not formally confirm a right-side decline at conventional thresholds. In a digitally mature economy where Tier 1–2 coordination tools are widely diffused, this is an informative positive null, consistent with the saturation hypothesis, rather than an anomaly. The study therefore qualifies rather than overturns the nonlinear I–P literature.</w:t>
+        <w:t xml:space="preserve">interaction, β=+3.119, p=.005) is the most distinctive empirical finding, and the one least anticipated by prior literature.</w:t>
+      </w:r>
+      <w:r>
+        <w:t xml:space="preserve"> </w:t>
+      </w:r>
+      <w:r>
+        <w:t xml:space="preserve">The first supporting contribution qualifies the conventional nonlinear I–P literature. Within the observed export-intensity range, the fitted quadratic is more defensibly read as predominantly positive with mild curvature than as a formally established inverted-U: the implied turning point lies near FSTS=82%, in a sparsely populated upper tail, and the Lind–Mehlum test does not formally confirm a right-side decline at conventional thresholds. In a digitally mature economy where Tier 1–2 coordination tools are widely diffused, this is an informative positive null, consistent with the saturation hypothesis, rather than an anomaly. The study therefore qualifies rather than overturns the nonlinear I–P literature.</w:t>
       </w:r>
       <w:r>
         <w:t xml:space="preserve"> </w:t>
@@ -3622,7 +3622,7 @@
               <w:jc w:val="left"/>
             </w:pPr>
             <w:r>
-              <w:t xml:space="preserve">-1.167†</w:t>
+              <w:t xml:space="preserve">-1.177†</w:t>
             </w:r>
           </w:p>
         </w:tc>
@@ -5489,13 +5489,13 @@
         <w:t xml:space="preserve"> </w:t>
       </w:r>
       <w:r>
-        <w:t xml:space="preserve">Predicted internationalization–performance curve. Predicted relationship between export intensity and labour productivity with 95% confidence bands from the canonical quadratic specification (M2). The implied turning point occurs near FSTS = 88.6% on the original scale (−β₁/2β₂ on mean-centered FSTS ≈ 84.1%; adding back the sample mean of 0.045 gives ≈ 88.6%. Aiken &amp; West, 1991), but its 95% percentile cluster-bootstrap confidence interval (5,000 replications) spans [53%, 253%] (median 80%, IQR [68%, 102%]); the inverted-U shape is recovered in 96.3% of bootstrap replications, but its precise location is only loosely identified. The shaded red vertical band marks the bootstrap CI for the turning point. The estimate should therefore be interpreted as descriptive of the data rather than as structurally identified evidence of an inverted-U.</w:t>
-      </w:r>
-      <w:r>
-        <w:t xml:space="preserve"> </w:t>
-      </w:r>
-      <w:r>
-        <w:t xml:space="preserve">Figure 3 visualises the baseline quadratic fit between export intensity and labour productivity. The fitted curve implies a turning point near FSTS = 88.6 % on the original scale (computed as</w:t>
+        <w:t xml:space="preserve">Predicted internationalization–performance curve. Predicted relationship between export intensity and labour productivity with 95% confidence bands from the canonical quadratic specification (M2). The implied turning point occurs near FSTS = 82% on the original scale (−β₁/2β₂ on mean-centered FSTS ≈ 77.8%; adding back the sample mean of 0.045 gives ≈ 82%. Aiken &amp; West, 1991), but its 95% percentile cluster-bootstrap confidence interval (5,000 replications) spans [53%, 253%] (median 80%, IQR [68%, 102%]); the inverted-U shape is recovered in 96.3% of bootstrap replications, but its precise location is only loosely identified. The shaded red vertical band marks the bootstrap CI for the turning point. The estimate should therefore be interpreted as descriptive of the data rather than as structurally identified evidence of an inverted-U.</w:t>
+      </w:r>
+      <w:r>
+        <w:t xml:space="preserve"> </w:t>
+      </w:r>
+      <w:r>
+        <w:t xml:space="preserve">Figure 3 visualises the baseline quadratic fit between export intensity and labour productivity. The fitted curve implies a turning point near FSTS = 82 % on the original scale (computed as</w:t>
       </w:r>
       <w:r>
         <w:t xml:space="preserve"> </w:t>
@@ -5569,7 +5569,7 @@
         <w:t xml:space="preserve"> </w:t>
       </w:r>
       <w:r>
-        <w:t xml:space="preserve">on mean-centred FSTS ≈ 84.1 %, plus the sample mean 0.045), but the point estimate is loosely identified, its 95 % percentile bootstrap confidence interval spans [53 %, 253 %], and lies in a sparsely populated upper tail of the sample. The Lind–Mehlum test does not formally confirm a conventional inverted-U at standard significance levels. The appropriate interpretation is therefore not that the classic nonlinear literature is overturned, but that in this Singapore sample the right-side decline of the curve appears attenuated or shifted beyond the export range occupied by most firms in the data.</w:t>
+        <w:t xml:space="preserve">on mean-centred FSTS ≈ 77.8 %, plus the sample mean 0.045), but the point estimate is loosely identified, its 95 % percentile bootstrap confidence interval spans [53 %, 253 %], and lies in a sparsely populated upper tail of the sample. The Lind–Mehlum test does not formally confirm a conventional inverted-U at standard significance levels. The appropriate interpretation is therefore not that the classic nonlinear literature is overturned, but that in this Singapore sample the right-side decline of the curve appears attenuated or shifted beyond the export range occupied by most firms in the data.</w:t>
       </w:r>
     </w:p>
     <w:bookmarkEnd w:id="55"/>
@@ -6535,19 +6535,51 @@
         <w:pStyle w:val="FirstParagraph"/>
       </w:pPr>
       <w:r>
-        <w:t xml:space="preserve">Three theoretical implications follow from these findings. First, the TCI result supports a capability-depth interpretation of firm performance in internationalizing firms. Technological capability is positively associated with labour productivity in a way that is more stable than any moderation pattern identified in the present design, which is consistent with the view that internal capability depth is associated with a stronger productivity base from which firms engage international markets. This interpretation fits the absorptive-capacity and technological-capability traditions by emphasizing learning, innovation, and technology absorption as firm-internal sources of productivity heterogeneity rather than as clearly identified shifters of I–P curvature.</w:t>
-      </w:r>
-      <w:r>
-        <w:t xml:space="preserve"> </w:t>
-      </w:r>
-      <w:r>
-        <w:t xml:space="preserve">Second, the evidence qualifies rather than overturns the conventional nonlinear I–P literature. In the Singapore sample, the fitted quadratic displays mild curvature, but the right-side decline is not formally identified within the export-intensity range occupied by most firms, and the implied turning point lies in a sparsely populated upper tail. The appropriate theoretical reading is therefore not that this study establishes a general boundary condition for digitally mature economies, but that it provides within-context evidence from Singapore showing how the conventional I–P logic appears when most firms remain clustered at very low export intensity and the upper tail is thin. In that sense, the study sharpens interpretation of the nonlinear literature without claiming that a single-country cross-section can separate a context-specific mechanism from Singapore-specific institutional features.</w:t>
-      </w:r>
-      <w:r>
-        <w:t xml:space="preserve"> </w:t>
-      </w:r>
-      <w:r>
-        <w:t xml:space="preserve">Third, the DAI result suggests that foundational digital adoption is better understood as a conditional scaling resource than as a uniform firm-level productivity premium. Across much of the observed export-intensity distribution, the DAI association is weak or statistically indistinct, but it becomes more positive in the high-export tail, where firms face denser cross-border coordination and transaction demands. This pattern is consistent with the idea that Tier 1–2 digital adoption matters most when firms have sufficient international throughput to use digital interfaces and transaction-enabling systems intensively, while also underscoring that the evidence is concentrated in a thin-support region and should therefore be interpreted cautiously. From a transaction-cost perspective (Coase, 1937; Williamson, 1985), the conditional pattern is consistent with foundational digital interfaces absorbing coordination and information-processing costs that scale super-linearly with cross-border transaction volume; below the threshold at which firms operate at high export intensity, the marginal benefit of these systems may not exceed the fixed costs of installation and routine use, which would explain why no uniform productivity premium is observed across the full sample. The absence of a uniform DAI premium across the full sample is itself theoretically informative: in an environment where Tier 1–2 digital tools are near-universally diffused, these tools cannot generate cross-sectional productivity advantages in domestic operations, consistent with the digital saturation paradox outlined in the introduction. Their measurable return surfaces only when the scaling demands of high export intensity justify intensive use of digital interfaces and transaction systems.</w:t>
+        <w:t xml:space="preserve">Three theoretical implications follow from these findings. The TCI result is the most straightforward: it supports a capability-depth interpretation of firm performance in internationalizing firms. Technological capability is positively associated with labour productivity in a way that proves more stable than any moderation pattern identified in the present design, which fits the view that internal capability depth underpins a stronger productivity base from which firms engage international markets. This reading sits comfortably within the absorptive-capacity and technological-capability traditions, treating learning, innovation, and technology absorption as firm-internal sources of productivity heterogeneity rather than as clearly identified shifters of I–P curvature.</w:t>
+      </w:r>
+      <w:r>
+        <w:t xml:space="preserve"> </w:t>
+      </w:r>
+      <w:r>
+        <w:t xml:space="preserve">The second implication concerns the curve itself: the evidence qualifies rather than overturns the conventional nonlinear I–P literature. In the Singapore sample, the fitted quadratic displays mild curvature, but the right-side decline is not formally identified within the export-intensity range occupied by most firms, and the implied turning point lies in a sparsely populated upper tail. The appropriate theoretical reading is therefore not that this study establishes a general boundary condition for digitally mature economies. It is, rather, that the study provides within-context evidence from Singapore showing how the conventional I–P logic appears when most firms remain clustered at very low export intensity and the upper tail is thin. The study thus sharpens interpretation of the nonlinear literature without claiming that a single-country cross-section can separate a context-specific mechanism from Singapore-specific institutional features.</w:t>
+      </w:r>
+      <w:r>
+        <w:t xml:space="preserve"> </w:t>
+      </w:r>
+      <w:r>
+        <w:t xml:space="preserve">The third implication, and the one least anticipated by prior work, is that the DAI result casts foundational digital adoption as a conditional scaling resource rather than a uniform firm-level productivity premium. Across much of the observed export-intensity distribution, the DAI association is weak or statistically indistinct. It becomes more positive only in the high-export tail, where firms face denser cross-border coordination and transaction demands. This pattern is consistent with the idea that Tier 1–2 digital adoption matters most when firms have sufficient international throughput to use digital interfaces and transaction-enabling systems intensively, though it also underscores that the evidence is concentrated in a thin-support region and should be read cautiously. From a transaction-cost perspective (Coase, 1937; Williamson, 1985), the conditional pattern is consistent with foundational digital interfaces absorbing coordination and information-processing costs that scale super-linearly with cross-border transaction volume; below the threshold at which firms operate at high export intensity, the marginal benefit of these systems may not exceed the fixed costs of installation and routine use, which would explain why no uniform productivity premium is observed across the full sample. Framed as a</w:t>
+      </w:r>
+      <w:r>
+        <w:t xml:space="preserve"> </w:t>
+      </w:r>
+      <w:r>
+        <w:rPr>
+          <w:iCs/>
+          <w:i/>
+        </w:rPr>
+        <w:t xml:space="preserve">fixed-transaction-cost amortization</w:t>
+      </w:r>
+      <w:r>
+        <w:t xml:space="preserve"> </w:t>
+      </w:r>
+      <w:r>
+        <w:t xml:space="preserve">logic, the sunk fixed cost of installing advanced digital interfaces is recovered only at extreme export scale; this is one reason the implied turning point is pushed into the high-FSTS tail (≈82%) rather than the conventional 30–60% range (a support-constrained estimate, not a precise threshold). In this role DAI operates as a</w:t>
+      </w:r>
+      <w:r>
+        <w:t xml:space="preserve"> </w:t>
+      </w:r>
+      <w:r>
+        <w:rPr>
+          <w:iCs/>
+          <w:i/>
+        </w:rPr>
+        <w:t xml:space="preserve">scale lubricant</w:t>
+      </w:r>
+      <w:r>
+        <w:t xml:space="preserve"> </w:t>
+      </w:r>
+      <w:r>
+        <w:t xml:space="preserve">that lowers the marginal coordination cost of each additional unit of cross-border throughput, rather than as a uniform firm-wide premium. The absence of a uniform DAI premium across the full sample is itself theoretically informative: in an environment where Tier 1–2 digital tools are near-universally diffused, these tools cannot generate cross-sectional productivity advantages in domestic operations, consistent with the digital saturation paradox outlined in the introduction. Their measurable return surfaces only when the scaling demands of high export intensity justify intensive use of digital interfaces and transaction systems.</w:t>
       </w:r>
     </w:p>
     <w:p>
@@ -6555,7 +6587,7 @@
         <w:pStyle w:val="BodyText"/>
       </w:pPr>
       <w:r>
-        <w:t xml:space="preserve">Three candidate mechanisms can account for the observed conditional pattern, and the present cross-section design allows the evidence to be classified but not causally adjudicated. First, a</w:t>
+        <w:t xml:space="preserve">Three candidate mechanisms can account for the observed conditional pattern, and the present cross-section design allows the evidence to be classified but not causally adjudicated. A</w:t>
       </w:r>
       <w:r>
         <w:t xml:space="preserve"> </w:t>
@@ -6571,7 +6603,7 @@
         <w:t xml:space="preserve"> </w:t>
       </w:r>
       <w:r>
-        <w:t xml:space="preserve">mechanism would predict that digital adoption compensates for weaker alternative coordination resources at high export intensity, reducing per-unit coordination cost and thereby raising productivity among high-intensity exporters. Second, an</w:t>
+        <w:t xml:space="preserve">mechanism would predict that digital adoption compensates for weaker alternative coordination resources at high export intensity, reducing per-unit coordination cost and thereby raising productivity among high-intensity exporters. An</w:t>
       </w:r>
       <w:r>
         <w:t xml:space="preserve"> </w:t>
@@ -6587,7 +6619,7 @@
         <w:t xml:space="preserve"> </w:t>
       </w:r>
       <w:r>
-        <w:t xml:space="preserve">mechanism would predict that digital adoption raises the marginal productivity return to each unit of export intensity, effectively rotating the I–P curve upward for high-DAI firms rather than merely shifting it. The positive quadratic interaction (β=+3.119, p=.005) is most consistent with amplification: DAI specifically elevates productivity in the high-export tail where cross-border coordination demands are densest, and the positive quadratic form implies that DAI's productivity contribution accelerates rather than merely shifts with export intensity. Third, a</w:t>
+        <w:t xml:space="preserve">mechanism, by contrast, would predict that digital adoption raises the marginal productivity return to each unit of export intensity, effectively rotating the I–P curve upward for high-DAI firms rather than merely shifting it. The positive quadratic interaction (β=+3.119, p=.005) fits amplification most closely: DAI specifically elevates productivity in the high-export tail where cross-border coordination demands are densest, and the positive quadratic form implies that DAI's productivity contribution accelerates rather than merely shifts with export intensity. The remaining candidate, a</w:t>
       </w:r>
       <w:r>
         <w:t xml:space="preserve"> </w:t>
@@ -6603,7 +6635,7 @@
         <w:t xml:space="preserve"> </w:t>
       </w:r>
       <w:r>
-        <w:t xml:space="preserve">mechanism would predict that inherently more productive firms simultaneously select into high digital adoption and high export intensity, producing a spurious interaction in cross-sectional data. The robustness of the positive quadratic interaction across sample restrictions and indicator-sensitivity diagnostics is inconsistent with a pure selection story, but the absence of an instrument for digital adoption means selection cannot be fully ruled out. The most parsimonious reading is therefore that the Singapore evidence is consistent with amplification as the primary mechanism, with the caveat that the selection confound cannot be excluded without stronger causal identification.</w:t>
+        <w:t xml:space="preserve">mechanism, would predict that inherently more productive firms simultaneously select into high digital adoption and high export intensity, producing a spurious interaction in cross-sectional data. The robustness of the positive quadratic interaction across sample restrictions and indicator-sensitivity diagnostics is inconsistent with a pure selection story, though the absence of an instrument for digital adoption means selection cannot be fully ruled out. The most parsimonious reading, then, is that the Singapore evidence is consistent with amplification as the primary mechanism, with the caveat that the selection confound cannot be excluded without stronger causal identification.</w:t>
       </w:r>
     </w:p>
     <w:p>
@@ -6716,19 +6748,19 @@
         <w:pStyle w:val="FirstParagraph"/>
       </w:pPr>
       <w:r>
-        <w:t xml:space="preserve">Three limitations warrant caution in interpreting the findings. First, the analysis is based on a single-country cross-section, so the identification scope is associational rather than causal. The observed relationships among technological capability, digital adoption, export intensity, and labour productivity may reflect reverse causation, omitted variables, or productivity-driven selection into exporting and digital adoption. The appropriate interpretation is therefore that the study documents how these variables co-vary in Singapore rather than establishing a causal mechanism.</w:t>
-      </w:r>
-      <w:r>
-        <w:t xml:space="preserve"> </w:t>
-      </w:r>
-      <w:r>
-        <w:t xml:space="preserve">Second, the sample contains a thin right tail of high-intensity exporters. Most firms report zero exports, the 75th percentile of FSTS remains at zero, and only a small fraction of firms occupy the high-export range in which the fitted turning point and the strongest DAI moderation signals appear. The implied turning point in the quadratic specification should therefore be interpreted as a descriptive feature rather than as a structurally identified inflection, because it is estimated from a sparsely populated region and its 95% bootstrap confidence interval is wide ([53%, 253%]) even though an inverted-U shape is recovered in 96.3% of resamples. The same caution applies to the DAI moderation pattern: it remains visible across leave-one-out, trimmed-tail, and indicator-sensitivity diagnostics, but precision is necessarily lower in the small exporter subsample (N = 84) and the sparsely populated high-intensity range. The appropriate caution therefore rests on the limited empirical support in the upper tail and the resulting imprecision of tail-based inference.</w:t>
-      </w:r>
-      <w:r>
-        <w:t xml:space="preserve"> </w:t>
-      </w:r>
-      <w:r>
-        <w:t xml:space="preserve">Third, the estimated digital-adoption effect should be interpreted within the measurement boundary of the available indicators. The DAI construct captures Tier 1–2 digital adoption, digital presence and electronic-transaction usage, rather than deeper digitally integrated organizational capability or digital dynamic capability; indicator-sensitivity analysis shows that the moderation pattern depends on the foundational digital-infrastructure indicators and weakens when those specific items are dropped. Future research should therefore examine whether the same conditional pattern appears in other digitally advanced economies and under richer measures that capture process integration, organizational digitalization, and higher-order digital capabilities more directly. Panel data, successive enterprise-survey waves, linked administrative records, and stronger quasi-experimental designs, including instrumental-variable or difference-in-differences specifications keyed to digital-infrastructure rollouts or trade-policy shocks, would also help clarify whether the observed associations reflect scaling complementarities, selection effects, or other mechanisms. Concrete instrumental-variable strategies could exploit firm-to-port distance or local customs-clearance times as instruments for export intensity, and regional broadband-coverage shares or within-sector peer-adoption rates as instruments for foundational digital adoption, although Wolfolds and Siegel (2019) caution that such designs require both adequate first-stage strength and credible exclusion restrictions before they can deliver clean causal identification.</w:t>
+        <w:t xml:space="preserve">Three limitations warrant caution in interpreting the findings. The first is one of design: the analysis rests on a single-country cross-section, so the identification scope is associational rather than causal. The observed relationships among technological capability, digital adoption, export intensity, and labour productivity may reflect reverse causation, omitted variables, or productivity-driven selection into exporting and digital adoption. The appropriate interpretation, then, is that the study documents how these variables co-vary in Singapore rather than establishing a causal mechanism.</w:t>
+      </w:r>
+      <w:r>
+        <w:t xml:space="preserve"> </w:t>
+      </w:r>
+      <w:r>
+        <w:t xml:space="preserve">A second limitation is the thin right tail of high-intensity exporters. Most firms report zero exports, the 75th percentile of FSTS remains at zero, and only a small fraction of firms occupy the high-export range in which the fitted turning point and the strongest DAI moderation signals appear. The implied turning point in the quadratic specification should therefore be interpreted as a descriptive feature rather than as a structurally identified inflection, because it is estimated from a sparsely populated region and its 95% bootstrap confidence interval is wide ([53%, 253%]) even though an inverted-U shape is recovered in 96.3% of resamples. The same caution applies to the DAI moderation pattern: it remains visible across leave-one-out, trimmed-tail, and indicator-sensitivity diagnostics, but precision is necessarily lower in the small exporter subsample (N = 84) and the sparsely populated high-intensity range. The appropriate caution therefore rests on the limited empirical support in the upper tail and the resulting imprecision of tail-based inference.</w:t>
+      </w:r>
+      <w:r>
+        <w:t xml:space="preserve"> </w:t>
+      </w:r>
+      <w:r>
+        <w:t xml:space="preserve">The third limitation is one of measurement: the estimated digital-adoption effect should be read within the boundary of the available indicators. The DAI construct captures Tier 1–2 digital adoption, digital presence and electronic-transaction usage, rather than deeper digitally integrated organizational capability or digital dynamic capability; indicator-sensitivity analysis shows that the moderation pattern depends on the foundational digital-infrastructure indicators and weakens when those specific items are dropped. Future research should therefore examine whether the same conditional pattern appears in other digitally advanced economies and under richer measures that capture process integration, organizational digitalization, and higher-order digital capabilities more directly. Panel data, successive enterprise-survey waves, linked administrative records, and stronger quasi-experimental designs, including instrumental-variable or difference-in-differences specifications keyed to digital-infrastructure rollouts or trade-policy shocks, would also help clarify whether the observed associations reflect scaling complementarities, selection effects, or other mechanisms. Concrete instrumental-variable strategies could exploit firm-to-port distance or local customs-clearance times as instruments for export intensity, and regional broadband-coverage shares or within-sector peer-adoption rates as instruments for foundational digital adoption, although Wolfolds and Siegel (2019) caution that such designs require both adequate first-stage strength and credible exclusion restrictions before they can deliver clean causal identification.</w:t>
       </w:r>
     </w:p>
     <w:bookmarkEnd w:id="62"/>

--- a/dist/submission/p4_singapore_MIR.docx
+++ b/dist/submission/p4_singapore_MIR.docx
@@ -37,13 +37,7 @@
         <w:pStyle w:val="FirstParagraph"/>
       </w:pPr>
       <w:r>
-        <w:t xml:space="preserve">This study examines how technological capability and digital adoption are associated with the internationalization–performance relationship among firms in Singapore. Throughout, we follow recent IB recommendations on disciplined causal language (Antonakis, Bendahan, Jacquart, &amp; Lalive, 2010; Shaver, 2020) and best practice in interpreting hypothesis tests under research-design constraints (Meyer, van Witteloostuijn, &amp; Beugelsdijk, 2017), reporting associations rather than effects. Singapore is treated as a boundary-case test of the I–P relationship at the advanced-economy ceiling of the Institutional Context and Regulatory Variables (ICRV) spectrum, an analytically informative, within-context setting that reveals how the conventional nonlinear logic behaves when digital infrastructure is near-universally diffused and institutional transaction costs are at their lowest. Using World Bank Enterprise Survey microdata for Singapore 2023, the analysis distinguishes a Technological Capability Index (TCI), capturing firm-internal capability depth, from a Digital Adoption Index (DAI), capturing foundational digital interfaces and transaction-enabling mechanisms.</w:t>
-      </w:r>
-      <w:r>
-        <w:t xml:space="preserve"> </w:t>
-      </w:r>
-      <w:r>
-        <w:t xml:space="preserve">Three findings emerge. Within the observed export-intensity range, the internationalization–performance relationship is better characterized as predominantly positive with mild quadratic curvature than as a formally identified inverted-U. The fitted quadratic does imply a turning point in the upper tail, but that point is imprecisely located and falls in a sparsely populated region of the data. Technological capability is positively associated with labour productivity, while no statistically distinguishable moderation by TCI emerges under the present design. Digital adoption behaves differently: it exhibits no large uniform productivity premium across firms, and its association with productivity becomes more positive only at higher levels of export intensity, with the clearest signal concentrated in the high-export tail. Taken together, the findings provide within-context evidence from Singapore. That evidence sharpens the distinction between technological capability and foundational digital adoption, and it suggests that digital adoption may function more as a contingent scaling resource than as a uniform productivity advantage.</w:t>
+        <w:t xml:space="preserve">This study examines how technological capability and digital adoption relate to the internationalization–performance (I–P) relationship among firms in Singapore. Singapore is treated as a boundary-case test at the advanced-economy ceiling of the institutional spectrum, revealing how the conventional nonlinear logic behaves when digital infrastructure is near-universally diffused and institutional transaction costs are lowest. Using World Bank Enterprise Survey microdata for Singapore 2023, the analysis distinguishes a Technological Capability Index (TCI), capturing firm-internal capability depth, from a Digital Adoption Index (DAI), capturing foundational digital interfaces. Three findings emerge. Within the observed export-intensity range, the I–P relationship is better characterized as predominantly positive with mild quadratic curvature than as a formally identified inverted-U, with the fitted turning point imprecisely located in a sparsely populated upper tail. Technological capability is positively associated with labour productivity, with no statistically distinguishable TCI moderation under the present design. Digital adoption exhibits no large uniform productivity premium, and its association with productivity strengthens only at higher export intensity. Reporting associations rather than effects, the evidence sharpens the distinction between technological capability and foundational digital adoption, suggesting that digital adoption functions more as a contingent scaling resource than a uniform productivity advantage.</w:t>
       </w:r>
     </w:p>
     <w:p>
@@ -94,7 +88,20 @@
         <w:t xml:space="preserve"> </w:t>
       </w:r>
       <w:r>
-        <w:t xml:space="preserve">In such contexts, the relevant question is not simply whether firms still exhibit the conventional inverted-U, but whether digital maturity changes the export range over which the right-side decline becomes empirically visible. If mature digital infrastructure attenuates communication, transaction, and information frictions, then the coordination-cost mechanism underlying the classic inverted-U may be weakened, delayed, or pushed toward sparsely populated levels of export intensity. This possibility is especially important in environments where firms engage with digital interfaces and transaction systems at scale, because such technologies can alter both the cost and speed of cross-border coordination (Bharadwaj et al. 2013; Verhoef et al. 2021).</w:t>
+        <w:t xml:space="preserve">In such contexts, the relevant question is not simply whether firms still exhibit the conventional inverted-U, but whether digital maturity changes the export range over which the right-side decline becomes empirically visible. If mature digital infrastructure attenuates communication, transaction, and information frictions, then the coordination-cost mechanism underlying the classic inverted-U may be weakened, delayed, or pushed toward sparsely populated levels of export intensity. Viewed against the broader institutional spectrum, Singapore represents the high-institution boundary case of what may be termed</w:t>
+      </w:r>
+      <w:r>
+        <w:t xml:space="preserve"> </w:t>
+      </w:r>
+      <w:r>
+        <w:rPr>
+          <w:iCs/>
+          <w:i/>
+        </w:rPr>
+        <w:t xml:space="preserve">internationalization-to-scale</w:t>
+      </w:r>
+      <w:r>
+        <w:t xml:space="preserve">: where transaction costs are lowest and contract enforcement is strongest, exporting functions less as a hazardous escape from a constraining home environment and more as a route to optimizing margins, so that returns to international expansion remain near-monotonically positive and the turning point, if any, is pushed very late into the export-intensity distribution. This contrasts with weak-institution settings, where firms may internationalize to survive and the right-side decline materializes earlier. This possibility is especially important in environments where firms engage with digital interfaces and transaction systems at scale, because such technologies can alter both the cost and speed of cross-border coordination (Bharadwaj et al. 2013; Verhoef et al. 2021).</w:t>
       </w:r>
       <w:r>
         <w:t xml:space="preserve"> </w:t>
@@ -6541,7 +6548,39 @@
         <w:t xml:space="preserve"> </w:t>
       </w:r>
       <w:r>
-        <w:t xml:space="preserve">The second implication concerns the curve itself: the evidence qualifies rather than overturns the conventional nonlinear I–P literature. In the Singapore sample, the fitted quadratic displays mild curvature, but the right-side decline is not formally identified within the export-intensity range occupied by most firms, and the implied turning point lies in a sparsely populated upper tail. The appropriate theoretical reading is therefore not that this study establishes a general boundary condition for digitally mature economies. It is, rather, that the study provides within-context evidence from Singapore showing how the conventional I–P logic appears when most firms remain clustered at very low export intensity and the upper tail is thin. The study thus sharpens interpretation of the nonlinear literature without claiming that a single-country cross-section can separate a context-specific mechanism from Singapore-specific institutional features.</w:t>
+        <w:t xml:space="preserve">The second implication concerns the curve itself: the evidence qualifies rather than overturns the conventional nonlinear I–P literature. In the Singapore sample, the fitted quadratic displays mild curvature, but the right-side decline is not formally identified within the export-intensity range occupied by most firms, and the implied turning point lies in a sparsely populated upper tail. The appropriate theoretical reading is therefore not that this study establishes a general boundary condition for digitally mature economies. It is, rather, that the study provides within-context evidence from Singapore showing how the conventional I–P logic appears when most firms remain clustered at very low export intensity and the upper tail is thin. In this respect Singapore exemplifies the</w:t>
+      </w:r>
+      <w:r>
+        <w:t xml:space="preserve"> </w:t>
+      </w:r>
+      <w:r>
+        <w:rPr>
+          <w:iCs/>
+          <w:i/>
+        </w:rPr>
+        <w:t xml:space="preserve">internationalization-to-scale</w:t>
+      </w:r>
+      <w:r>
+        <w:t xml:space="preserve"> </w:t>
+      </w:r>
+      <w:r>
+        <w:t xml:space="preserve">pole: in a strong-institution environment with minimal transaction costs, exporting reads as a margin-optimizing activity with near-monotonic positive returns and a very late implied turning point, rather than as a survival response in which coordination ceilings bite early. A companion Vietnam study, set in a weaker-institution environment, offers the contrasting</w:t>
+      </w:r>
+      <w:r>
+        <w:t xml:space="preserve"> </w:t>
+      </w:r>
+      <w:r>
+        <w:rPr>
+          <w:iCs/>
+          <w:i/>
+        </w:rPr>
+        <w:t xml:space="preserve">internationalization-to-survive</w:t>
+      </w:r>
+      <w:r>
+        <w:t xml:space="preserve"> </w:t>
+      </w:r>
+      <w:r>
+        <w:t xml:space="preserve">pole, and the juxtaposition clarifies that the late, loosely identified turning point observed here is an institutional feature of the high-institution setting rather than an anomaly. The study thus sharpens interpretation of the nonlinear literature without claiming that a single-country cross-section can separate a context-specific mechanism from Singapore-specific institutional features.</w:t>
       </w:r>
       <w:r>
         <w:t xml:space="preserve"> </w:t>
@@ -6669,7 +6708,23 @@
         <w:t xml:space="preserve"> </w:t>
       </w:r>
       <w:r>
-        <w:t xml:space="preserve">The DAI construct in this paper (Tier 1+2: website presence c22b + electronic payment intensity k33/k38) is comparatively comprehensive: it combines a Tier 1 digital-presence binary with Tier 2 transaction-enabling indicators. In contexts where only the Tier 1 binary is available, the contingent digital-complementarity mechanism would be expected to be harder to detect because Tier 1 indicators saturate faster than Tier 2 transaction-volume indicators. The positive quadratic interaction documented here (β = +3.119, p = .005) reflects the discriminatory power that Tier 2 e-payment intensity contributes to the composite. The present findings document the Advanced end of the institutional spectrum, where this conditional digital-complementarity mechanism is most legible because domestic Tier 1 saturation removes a confounding uniform-premium effect.</w:t>
+        <w:t xml:space="preserve">The DAI construct in this paper (Tier 1+2: website presence c22b + electronic payment intensity k33/k38) is comparatively comprehensive: it combines a Tier 1 digital-presence binary with Tier 2 transaction-enabling indicators. In contexts where only the Tier 1 binary is available, the contingent digital-complementarity mechanism would be expected to be harder to detect because Tier 1 indicators saturate faster than Tier 2 transaction-volume indicators. The positive quadratic interaction documented here (β = +3.119, p = .005) reflects the discriminatory power that Tier 2 e-payment intensity contributes to the composite. The present findings document the Advanced end of the institutional spectrum, where this conditional digital-complementarity mechanism is most legible because domestic Tier 1 saturation removes a confounding uniform-premium effect. More pointedly, the amplification visible in Singapore appears to require a</w:t>
+      </w:r>
+      <w:r>
+        <w:t xml:space="preserve"> </w:t>
+      </w:r>
+      <w:r>
+        <w:rPr>
+          <w:iCs/>
+          <w:i/>
+        </w:rPr>
+        <w:t xml:space="preserve">depth threshold</w:t>
+      </w:r>
+      <w:r>
+        <w:t xml:space="preserve"> </w:t>
+      </w:r>
+      <w:r>
+        <w:t xml:space="preserve">in digital adoption: it surfaces once firms move beyond a saturated Tier 1 layer (website presence) into combined Tier 1+2 depth (electronic payment and transaction integration), which is precisely why the moderation signal weakens when the index is reduced to the website-only measure. This supports a reading of foundational digital adoption as a context-dependent resource whose performance amplification is contingent on crossing a depth threshold, rather than a uniform advantage. In settings where only a saturated Tier 1 layer is observable, as in a companion study, the same depth-contingent amplification would be expected to remain latent, because the discriminating Tier 2 transaction-volume variation is absent.</w:t>
       </w:r>
     </w:p>
     <w:bookmarkEnd w:id="58"/>
